--- a/VeinLauncher_开发者文档_v0.0.2.docx
+++ b/VeinLauncher_开发者文档_v0.0.2.docx
@@ -7,6 +7,45 @@
     <w:p/>
     <w:p/>
     <w:p/>
+    <w:p>
+      <w:pPr>
+        <w:jc w:val="center"/>
+      </w:pPr>
+      <w:r>
+        <w:drawing>
+          <wp:inline xmlns:a="http://schemas.openxmlformats.org/drawingml/2006/main" xmlns:pic="http://schemas.openxmlformats.org/drawingml/2006/picture">
+            <wp:extent cx="1512000" cy="1512000"/>
+            <wp:docPr id="1" name="Picture 1"/>
+            <wp:cNvGraphicFramePr>
+              <a:graphicFrameLocks noChangeAspect="1"/>
+            </wp:cNvGraphicFramePr>
+            <a:graphic>
+              <a:graphicData uri="http://schemas.openxmlformats.org/drawingml/2006/picture">
+                <pic:pic>
+                  <pic:nvPicPr>
+                    <pic:cNvPr id="0" name="logo.png"/>
+                    <pic:cNvPicPr/>
+                  </pic:nvPicPr>
+                  <pic:blipFill>
+                    <a:blip r:embed="rId9"/>
+                    <a:stretch>
+                      <a:fillRect/>
+                    </a:stretch>
+                  </pic:blipFill>
+                  <pic:spPr>
+                    <a:xfrm>
+                      <a:off x="0" y="0"/>
+                      <a:ext cx="1512000" cy="1512000"/>
+                    </a:xfrm>
+                    <a:prstGeom prst="rect"/>
+                  </pic:spPr>
+                </pic:pic>
+              </a:graphicData>
+            </a:graphic>
+          </wp:inline>
+        </w:drawing>
+      </w:r>
+    </w:p>
     <w:p>
       <w:pPr>
         <w:jc w:val="center"/>
@@ -3175,7 +3214,7 @@
                 <w:rFonts w:ascii="微软雅黑" w:hAnsi="微软雅黑" w:eastAsia="微软雅黑"/>
                 <w:sz w:val="18"/>
               </w:rPr>
-              <w:t>广场 / 联机</w:t>
+              <w:t>帖子系统（广场）</w:t>
             </w:r>
           </w:p>
         </w:tc>
@@ -3190,7 +3229,39 @@
                 <w:rFonts w:ascii="微软雅黑" w:hAnsi="微软雅黑" w:eastAsia="微软雅黑"/>
                 <w:sz w:val="18"/>
               </w:rPr>
-              <w:t>仅占位</w:t>
+              <w:t>仅 API 契约与模型，未实现</w:t>
+            </w:r>
+          </w:p>
+        </w:tc>
+      </w:tr>
+      <w:tr>
+        <w:tc>
+          <w:tcPr>
+            <w:tcW w:type="dxa" w:w="3685"/>
+          </w:tcPr>
+          <w:p>
+            <w:r/>
+            <w:r>
+              <w:rPr>
+                <w:rFonts w:ascii="微软雅黑" w:hAnsi="微软雅黑" w:eastAsia="微软雅黑"/>
+                <w:sz w:val="18"/>
+              </w:rPr>
+              <w:t>联机</w:t>
+            </w:r>
+          </w:p>
+        </w:tc>
+        <w:tc>
+          <w:tcPr>
+            <w:tcW w:type="dxa" w:w="5953"/>
+          </w:tcPr>
+          <w:p>
+            <w:r/>
+            <w:r>
+              <w:rPr>
+                <w:rFonts w:ascii="微软雅黑" w:hAnsi="微软雅黑" w:eastAsia="微软雅黑"/>
+                <w:sz w:val="18"/>
+              </w:rPr>
+              <w:t>仅导航占位</w:t>
             </w:r>
           </w:p>
         </w:tc>
@@ -3301,6 +3372,395 @@
           <w:sz w:val="21"/>
         </w:rPr>
         <w:t>联机与广场未开发，仅保留导航占位。</w:t>
+      </w:r>
+    </w:p>
+    <w:p>
+      <w:pPr>
+        <w:pStyle w:val="Heading1"/>
+      </w:pPr>
+      <w:r>
+        <w:rPr>
+          <w:rFonts w:ascii="微软雅黑" w:hAnsi="微软雅黑" w:eastAsia="微软雅黑"/>
+          <w:b/>
+          <w:color w:val="1F4E79"/>
+          <w:sz w:val="32"/>
+        </w:rPr>
+        <w:t>附录 A　帖子系统（API 预留）</w:t>
+      </w:r>
+    </w:p>
+    <w:p>
+      <w:pPr>
+        <w:spacing w:after="120"/>
+      </w:pPr>
+      <w:r>
+        <w:rPr>
+          <w:rFonts w:ascii="微软雅黑" w:hAnsi="微软雅黑" w:eastAsia="微软雅黑"/>
+          <w:sz w:val="21"/>
+        </w:rPr>
+        <w:t>广场帖子系统目前只定义了接口契约与数据模型：没有服务端实现，也没有界面入口，按项目规则暂不开发，仅作为后续迭代的预留。</w:t>
+      </w:r>
+    </w:p>
+    <w:tbl>
+      <w:tblPr>
+        <w:tblStyle w:val="TableGrid"/>
+        <w:tblW w:type="auto" w:w="0"/>
+        <w:jc w:val="center"/>
+        <w:tblLook w:firstColumn="1" w:firstRow="1" w:lastColumn="0" w:lastRow="0" w:noHBand="0" w:noVBand="1" w:val="04A0"/>
+      </w:tblPr>
+      <w:tblGrid>
+        <w:gridCol w:w="3135"/>
+        <w:gridCol w:w="3135"/>
+        <w:gridCol w:w="3135"/>
+      </w:tblGrid>
+      <w:tr>
+        <w:tc>
+          <w:tcPr>
+            <w:tcW w:type="dxa" w:w="1247"/>
+          </w:tcPr>
+          <w:p>
+            <w:r/>
+            <w:r>
+              <w:rPr>
+                <w:rFonts w:ascii="微软雅黑" w:hAnsi="微软雅黑" w:eastAsia="微软雅黑"/>
+                <w:b/>
+                <w:sz w:val="19"/>
+              </w:rPr>
+              <w:t>方法</w:t>
+            </w:r>
+          </w:p>
+        </w:tc>
+        <w:tc>
+          <w:tcPr>
+            <w:tcW w:type="dxa" w:w="4535"/>
+          </w:tcPr>
+          <w:p>
+            <w:r/>
+            <w:r>
+              <w:rPr>
+                <w:rFonts w:ascii="微软雅黑" w:hAnsi="微软雅黑" w:eastAsia="微软雅黑"/>
+                <w:b/>
+                <w:sz w:val="19"/>
+              </w:rPr>
+              <w:t>路径</w:t>
+            </w:r>
+          </w:p>
+        </w:tc>
+        <w:tc>
+          <w:tcPr>
+            <w:tcW w:type="dxa" w:w="3969"/>
+          </w:tcPr>
+          <w:p>
+            <w:r/>
+            <w:r>
+              <w:rPr>
+                <w:rFonts w:ascii="微软雅黑" w:hAnsi="微软雅黑" w:eastAsia="微软雅黑"/>
+                <w:b/>
+                <w:sz w:val="19"/>
+              </w:rPr>
+              <w:t>说明</w:t>
+            </w:r>
+          </w:p>
+        </w:tc>
+      </w:tr>
+      <w:tr>
+        <w:tc>
+          <w:tcPr>
+            <w:tcW w:type="dxa" w:w="1247"/>
+          </w:tcPr>
+          <w:p>
+            <w:r/>
+            <w:r>
+              <w:rPr>
+                <w:rFonts w:ascii="微软雅黑" w:hAnsi="微软雅黑" w:eastAsia="微软雅黑"/>
+                <w:sz w:val="18"/>
+              </w:rPr>
+              <w:t>GET</w:t>
+            </w:r>
+          </w:p>
+        </w:tc>
+        <w:tc>
+          <w:tcPr>
+            <w:tcW w:type="dxa" w:w="4535"/>
+          </w:tcPr>
+          <w:p>
+            <w:r/>
+            <w:r>
+              <w:rPr>
+                <w:rFonts w:ascii="微软雅黑" w:hAnsi="微软雅黑" w:eastAsia="微软雅黑"/>
+                <w:sz w:val="18"/>
+              </w:rPr>
+              <w:t>/api/posts?tag=&amp;sort=hot|new&amp;page=</w:t>
+            </w:r>
+          </w:p>
+        </w:tc>
+        <w:tc>
+          <w:tcPr>
+            <w:tcW w:type="dxa" w:w="3969"/>
+          </w:tcPr>
+          <w:p>
+            <w:r/>
+            <w:r>
+              <w:rPr>
+                <w:rFonts w:ascii="微软雅黑" w:hAnsi="微软雅黑" w:eastAsia="微软雅黑"/>
+                <w:sz w:val="18"/>
+              </w:rPr>
+              <w:t>帖子列表，支持标签过滤与热度/时间排序</w:t>
+            </w:r>
+          </w:p>
+        </w:tc>
+      </w:tr>
+      <w:tr>
+        <w:tc>
+          <w:tcPr>
+            <w:tcW w:type="dxa" w:w="1247"/>
+          </w:tcPr>
+          <w:p>
+            <w:r/>
+            <w:r>
+              <w:rPr>
+                <w:rFonts w:ascii="微软雅黑" w:hAnsi="微软雅黑" w:eastAsia="微软雅黑"/>
+                <w:sz w:val="18"/>
+              </w:rPr>
+              <w:t>GET</w:t>
+            </w:r>
+          </w:p>
+        </w:tc>
+        <w:tc>
+          <w:tcPr>
+            <w:tcW w:type="dxa" w:w="4535"/>
+          </w:tcPr>
+          <w:p>
+            <w:r/>
+            <w:r>
+              <w:rPr>
+                <w:rFonts w:ascii="微软雅黑" w:hAnsi="微软雅黑" w:eastAsia="微软雅黑"/>
+                <w:sz w:val="18"/>
+              </w:rPr>
+              <w:t>/api/posts/{id}</w:t>
+            </w:r>
+          </w:p>
+        </w:tc>
+        <w:tc>
+          <w:tcPr>
+            <w:tcW w:type="dxa" w:w="3969"/>
+          </w:tcPr>
+          <w:p>
+            <w:r/>
+            <w:r>
+              <w:rPr>
+                <w:rFonts w:ascii="微软雅黑" w:hAnsi="微软雅黑" w:eastAsia="微软雅黑"/>
+                <w:sz w:val="18"/>
+              </w:rPr>
+              <w:t>帖子详情</w:t>
+            </w:r>
+          </w:p>
+        </w:tc>
+      </w:tr>
+      <w:tr>
+        <w:tc>
+          <w:tcPr>
+            <w:tcW w:type="dxa" w:w="1247"/>
+          </w:tcPr>
+          <w:p>
+            <w:r/>
+            <w:r>
+              <w:rPr>
+                <w:rFonts w:ascii="微软雅黑" w:hAnsi="微软雅黑" w:eastAsia="微软雅黑"/>
+                <w:sz w:val="18"/>
+              </w:rPr>
+              <w:t>POST</w:t>
+            </w:r>
+          </w:p>
+        </w:tc>
+        <w:tc>
+          <w:tcPr>
+            <w:tcW w:type="dxa" w:w="4535"/>
+          </w:tcPr>
+          <w:p>
+            <w:r/>
+            <w:r>
+              <w:rPr>
+                <w:rFonts w:ascii="微软雅黑" w:hAnsi="微软雅黑" w:eastAsia="微软雅黑"/>
+                <w:sz w:val="18"/>
+              </w:rPr>
+              <w:t>/api/posts</w:t>
+            </w:r>
+          </w:p>
+        </w:tc>
+        <w:tc>
+          <w:tcPr>
+            <w:tcW w:type="dxa" w:w="3969"/>
+          </w:tcPr>
+          <w:p>
+            <w:r/>
+            <w:r>
+              <w:rPr>
+                <w:rFonts w:ascii="微软雅黑" w:hAnsi="微软雅黑" w:eastAsia="微软雅黑"/>
+                <w:sz w:val="18"/>
+              </w:rPr>
+              <w:t>发帖：title、content、tags</w:t>
+            </w:r>
+          </w:p>
+        </w:tc>
+      </w:tr>
+      <w:tr>
+        <w:tc>
+          <w:tcPr>
+            <w:tcW w:type="dxa" w:w="1247"/>
+          </w:tcPr>
+          <w:p>
+            <w:r/>
+            <w:r>
+              <w:rPr>
+                <w:rFonts w:ascii="微软雅黑" w:hAnsi="微软雅黑" w:eastAsia="微软雅黑"/>
+                <w:sz w:val="18"/>
+              </w:rPr>
+              <w:t>POST</w:t>
+            </w:r>
+          </w:p>
+        </w:tc>
+        <w:tc>
+          <w:tcPr>
+            <w:tcW w:type="dxa" w:w="4535"/>
+          </w:tcPr>
+          <w:p>
+            <w:r/>
+            <w:r>
+              <w:rPr>
+                <w:rFonts w:ascii="微软雅黑" w:hAnsi="微软雅黑" w:eastAsia="微软雅黑"/>
+                <w:sz w:val="18"/>
+              </w:rPr>
+              <w:t>/api/posts/{id}/like</w:t>
+            </w:r>
+          </w:p>
+        </w:tc>
+        <w:tc>
+          <w:tcPr>
+            <w:tcW w:type="dxa" w:w="3969"/>
+          </w:tcPr>
+          <w:p>
+            <w:r/>
+            <w:r>
+              <w:rPr>
+                <w:rFonts w:ascii="微软雅黑" w:hAnsi="微软雅黑" w:eastAsia="微软雅黑"/>
+                <w:sz w:val="18"/>
+              </w:rPr>
+              <w:t>点赞（同一用户幂等）</w:t>
+            </w:r>
+          </w:p>
+        </w:tc>
+      </w:tr>
+      <w:tr>
+        <w:tc>
+          <w:tcPr>
+            <w:tcW w:type="dxa" w:w="1247"/>
+          </w:tcPr>
+          <w:p>
+            <w:r/>
+            <w:r>
+              <w:rPr>
+                <w:rFonts w:ascii="微软雅黑" w:hAnsi="微软雅黑" w:eastAsia="微软雅黑"/>
+                <w:sz w:val="18"/>
+              </w:rPr>
+              <w:t>GET</w:t>
+            </w:r>
+          </w:p>
+        </w:tc>
+        <w:tc>
+          <w:tcPr>
+            <w:tcW w:type="dxa" w:w="4535"/>
+          </w:tcPr>
+          <w:p>
+            <w:r/>
+            <w:r>
+              <w:rPr>
+                <w:rFonts w:ascii="微软雅黑" w:hAnsi="微软雅黑" w:eastAsia="微软雅黑"/>
+                <w:sz w:val="18"/>
+              </w:rPr>
+              <w:t>/api/tags</w:t>
+            </w:r>
+          </w:p>
+        </w:tc>
+        <w:tc>
+          <w:tcPr>
+            <w:tcW w:type="dxa" w:w="3969"/>
+          </w:tcPr>
+          <w:p>
+            <w:r/>
+            <w:r>
+              <w:rPr>
+                <w:rFonts w:ascii="微软雅黑" w:hAnsi="微软雅黑" w:eastAsia="微软雅黑"/>
+                <w:sz w:val="18"/>
+              </w:rPr>
+              <w:t>标签列表</w:t>
+            </w:r>
+          </w:p>
+        </w:tc>
+      </w:tr>
+    </w:tbl>
+    <w:p/>
+    <w:p>
+      <w:pPr>
+        <w:spacing w:after="120"/>
+      </w:pPr>
+      <w:r>
+        <w:rPr>
+          <w:rFonts w:ascii="微软雅黑" w:hAnsi="微软雅黑" w:eastAsia="微软雅黑"/>
+          <w:sz w:val="21"/>
+        </w:rPr>
+        <w:t>数据模型：</w:t>
+      </w:r>
+    </w:p>
+    <w:p>
+      <w:pPr>
+        <w:spacing w:after="40"/>
+        <w:ind w:left="340"/>
+      </w:pPr>
+      <w:r>
+        <w:rPr>
+          <w:rFonts w:ascii="Consolas" w:hAnsi="Consolas" w:eastAsia="Consolas"/>
+          <w:color w:val="333333"/>
+          <w:sz w:val="18"/>
+        </w:rPr>
+        <w:t>Post { id, title, content, author_id, tags[], likes, created_at, hot_score }</w:t>
+      </w:r>
+    </w:p>
+    <w:p>
+      <w:pPr>
+        <w:spacing w:after="120"/>
+      </w:pPr>
+      <w:r>
+        <w:rPr>
+          <w:rFonts w:ascii="微软雅黑" w:hAnsi="微软雅黑" w:eastAsia="微软雅黑"/>
+          <w:sz w:val="21"/>
+        </w:rPr>
+        <w:t>热度排序（预留算法）：按点赞与时间的衰减计算，避免旧帖长期占榜。</w:t>
+      </w:r>
+    </w:p>
+    <w:p>
+      <w:pPr>
+        <w:spacing w:after="40"/>
+        <w:ind w:left="340"/>
+      </w:pPr>
+      <w:r>
+        <w:rPr>
+          <w:rFonts w:ascii="Consolas" w:hAnsi="Consolas" w:eastAsia="Consolas"/>
+          <w:color w:val="333333"/>
+          <w:sz w:val="18"/>
+        </w:rPr>
+        <w:t>hot_score = likes / pow(hours_since_created + 2, 1.5)</w:t>
+      </w:r>
+    </w:p>
+    <w:p>
+      <w:pPr>
+        <w:spacing w:after="120"/>
+      </w:pPr>
+      <w:r>
+        <w:rPr>
+          <w:rFonts w:ascii="微软雅黑" w:hAnsi="微软雅黑" w:eastAsia="微软雅黑"/>
+          <w:sz w:val="21"/>
+        </w:rPr>
+        <w:t>实现状态：契约与模型已定义；服务端、鉴权与 UI 均未实现。启用前需要补齐接口鉴权、内容审核与分页缓存。</w:t>
       </w:r>
     </w:p>
     <w:sectPr>

--- a/VeinLauncher_开发者文档_v0.0.2.docx
+++ b/VeinLauncher_开发者文档_v0.0.2.docx
@@ -3763,6 +3763,47 @@
         <w:t>实现状态：契约与模型已定义；服务端、鉴权与 UI 均未实现。启用前需要补齐接口鉴权、内容审核与分页缓存。</w:t>
       </w:r>
     </w:p>
+    <w:p>
+      <w:r>
+        <w:br w:type="page"/>
+      </w:r>
+    </w:p>
+    <w:p>
+      <w:pPr>
+        <w:pStyle w:val="Heading1"/>
+      </w:pPr>
+      <w:r>
+        <w:rPr>
+          <w:rFonts w:ascii="微软雅黑" w:hAnsi="微软雅黑" w:eastAsia="微软雅黑"/>
+          <w:b/>
+          <w:color w:val="1F4E79"/>
+          <w:sz w:val="32"/>
+        </w:rPr>
+        <w:t>附录 B　团队记录（预留 3 页）</w:t>
+      </w:r>
+    </w:p>
+    <w:p>
+      <w:pPr>
+        <w:spacing w:after="80"/>
+      </w:pPr>
+      <w:r>
+        <w:rPr>
+          <w:rFonts w:ascii="微软雅黑" w:hAnsi="微软雅黑" w:eastAsia="微软雅黑"/>
+          <w:sz w:val="20"/>
+        </w:rPr>
+        <w:t>以下 3 页留白，供项目组记录会议结论、待办与交接说明。</w:t>
+      </w:r>
+    </w:p>
+    <w:p>
+      <w:r>
+        <w:br w:type="page"/>
+      </w:r>
+    </w:p>
+    <w:p>
+      <w:r>
+        <w:br w:type="page"/>
+      </w:r>
+    </w:p>
     <w:sectPr>
       <w:pgSz w:w="12240" w:h="15840"/>
       <w:pgMar w:top="1304" w:right="1417" w:bottom="1191" w:left="1417" w:header="720" w:footer="720" w:gutter="0"/>
